--- a/docs/MANUAL_CONFIGURACAO.docx
+++ b/docs/MANUAL_CONFIGURACAO.docx
@@ -1295,7 +1295,7 @@
         <w:t xml:space="preserve">•  </w:t>
       </w:r>
       <w:r>
-        <w:t xml:space="preserve">Cada membro da família (ex: Leonardo, Mariana) possui seus treinos, evolução de cargas, fotos e histórico de dores associados ao seu próprio `profile_id`, garantindo privacidade absoluta entre os perfis.</w:t>
+        <w:t xml:space="preserve">Cada membro da família (ex: Leonardo, Mariana) possui seus treinos, evolução de cargas, fotos e histórico de dores associados ao seu próprio `perfil_id`, garantindo privacidade absoluta entre os perfis.</w:t>
       </w:r>
     </w:p>
     <w:sectPr>
